--- a/lr_number7/Отчёт по лабораторной работе №7.docx
+++ b/lr_number7/Отчёт по лабораторной работе №7.docx
@@ -404,13 +404,29 @@
           <w:i/>
           <w:sz w:val="24"/>
         </w:rPr>
-        <w:t xml:space="preserve">(подпись)                                            </w:t>
-      </w:r>
+        <w:t>(</w:t>
+      </w:r>
+      <w:proofErr w:type="gramStart"/>
       <w:r>
         <w:rPr>
           <w:i/>
           <w:sz w:val="24"/>
         </w:rPr>
+        <w:t xml:space="preserve">подпись)   </w:t>
+      </w:r>
+      <w:proofErr w:type="gramEnd"/>
+      <w:r>
+        <w:rPr>
+          <w:i/>
+          <w:sz w:val="24"/>
+        </w:rPr>
+        <w:t xml:space="preserve">                                         </w:t>
+      </w:r>
+      <w:r>
+        <w:rPr>
+          <w:i/>
+          <w:sz w:val="24"/>
+        </w:rPr>
         <w:t xml:space="preserve">    </w:t>
       </w:r>
       <w:r>
@@ -546,7 +562,23 @@
           <w:i/>
           <w:sz w:val="24"/>
         </w:rPr>
-        <w:t xml:space="preserve">(подпись)                                            </w:t>
+        <w:t>(</w:t>
+      </w:r>
+      <w:proofErr w:type="gramStart"/>
+      <w:r>
+        <w:rPr>
+          <w:i/>
+          <w:sz w:val="24"/>
+        </w:rPr>
+        <w:t xml:space="preserve">подпись)   </w:t>
+      </w:r>
+      <w:proofErr w:type="gramEnd"/>
+      <w:r>
+        <w:rPr>
+          <w:i/>
+          <w:sz w:val="24"/>
+        </w:rPr>
+        <w:t xml:space="preserve">                                         </w:t>
       </w:r>
       <w:r>
         <w:rPr>
@@ -645,12 +677,127 @@
     </w:p>
     <w:p>
       <w:pPr>
+        <w:pStyle w:val="a3"/>
+        <w:numPr>
+          <w:ilvl w:val="0"/>
+          <w:numId w:val="21"/>
+        </w:numPr>
+        <w:tabs>
+          <w:tab w:val="left" w:pos="993"/>
+        </w:tabs>
         <w:spacing w:after="0" w:line="360" w:lineRule="auto"/>
-        <w:ind w:left="0" w:firstLine="0"/>
-        <w:rPr>
-          <w:szCs w:val="28"/>
-        </w:rPr>
-      </w:pPr>
+        <w:ind w:left="425" w:hanging="425"/>
+        <w:contextualSpacing w:val="0"/>
+        <w:jc w:val="both"/>
+        <w:rPr>
+          <w:rFonts w:ascii="Times New Roman" w:eastAsia="Times New Roman" w:hAnsi="Times New Roman" w:cs="Times New Roman"/>
+          <w:sz w:val="28"/>
+          <w:szCs w:val="28"/>
+          <w:lang w:eastAsia="ru-RU"/>
+        </w:rPr>
+      </w:pPr>
+      <w:r>
+        <w:rPr>
+          <w:rFonts w:ascii="Times New Roman" w:eastAsia="Times New Roman" w:hAnsi="Times New Roman" w:cs="Times New Roman"/>
+          <w:sz w:val="28"/>
+          <w:szCs w:val="28"/>
+          <w:lang w:eastAsia="ru-RU"/>
+        </w:rPr>
+        <w:t xml:space="preserve">Научиться использовать операторы фильтрации (WHERE, AND, OR, BETWEEN, IN, LIKE, NOT). </w:t>
+      </w:r>
+    </w:p>
+    <w:p>
+      <w:pPr>
+        <w:pStyle w:val="a3"/>
+        <w:numPr>
+          <w:ilvl w:val="0"/>
+          <w:numId w:val="21"/>
+        </w:numPr>
+        <w:tabs>
+          <w:tab w:val="left" w:pos="993"/>
+        </w:tabs>
+        <w:spacing w:after="0" w:line="360" w:lineRule="auto"/>
+        <w:ind w:left="425" w:hanging="425"/>
+        <w:contextualSpacing w:val="0"/>
+        <w:jc w:val="both"/>
+        <w:rPr>
+          <w:rFonts w:ascii="Times New Roman" w:eastAsia="Times New Roman" w:hAnsi="Times New Roman" w:cs="Times New Roman"/>
+          <w:sz w:val="28"/>
+          <w:szCs w:val="28"/>
+          <w:lang w:eastAsia="ru-RU"/>
+        </w:rPr>
+      </w:pPr>
+      <w:r>
+        <w:rPr>
+          <w:rFonts w:ascii="Times New Roman" w:eastAsia="Times New Roman" w:hAnsi="Times New Roman" w:cs="Times New Roman"/>
+          <w:sz w:val="28"/>
+          <w:szCs w:val="28"/>
+          <w:lang w:eastAsia="ru-RU"/>
+        </w:rPr>
+        <w:t xml:space="preserve">Освоить работу с сортировкой (ORDER BY) и ограничением выборки (LIMIT). </w:t>
+      </w:r>
+    </w:p>
+    <w:p>
+      <w:pPr>
+        <w:pStyle w:val="a3"/>
+        <w:numPr>
+          <w:ilvl w:val="0"/>
+          <w:numId w:val="21"/>
+        </w:numPr>
+        <w:tabs>
+          <w:tab w:val="left" w:pos="993"/>
+        </w:tabs>
+        <w:spacing w:after="0" w:line="360" w:lineRule="auto"/>
+        <w:ind w:left="425" w:hanging="425"/>
+        <w:contextualSpacing w:val="0"/>
+        <w:jc w:val="both"/>
+        <w:rPr>
+          <w:rFonts w:ascii="Times New Roman" w:eastAsia="Times New Roman" w:hAnsi="Times New Roman" w:cs="Times New Roman"/>
+          <w:sz w:val="28"/>
+          <w:szCs w:val="28"/>
+          <w:lang w:eastAsia="ru-RU"/>
+        </w:rPr>
+      </w:pPr>
+      <w:r>
+        <w:rPr>
+          <w:rFonts w:ascii="Times New Roman" w:eastAsia="Times New Roman" w:hAnsi="Times New Roman" w:cs="Times New Roman"/>
+          <w:sz w:val="28"/>
+          <w:szCs w:val="28"/>
+          <w:lang w:eastAsia="ru-RU"/>
+        </w:rPr>
+        <w:t xml:space="preserve">Закрепить навыки работы с логическими операторами и шаблонами при выборке данных из базы. </w:t>
+      </w:r>
+    </w:p>
+    <w:p>
+      <w:pPr>
+        <w:pStyle w:val="a3"/>
+        <w:numPr>
+          <w:ilvl w:val="0"/>
+          <w:numId w:val="21"/>
+        </w:numPr>
+        <w:tabs>
+          <w:tab w:val="left" w:pos="993"/>
+        </w:tabs>
+        <w:spacing w:after="0" w:line="360" w:lineRule="auto"/>
+        <w:ind w:left="425" w:hanging="425"/>
+        <w:contextualSpacing w:val="0"/>
+        <w:jc w:val="both"/>
+        <w:rPr>
+          <w:rFonts w:ascii="Times New Roman" w:eastAsia="Times New Roman" w:hAnsi="Times New Roman" w:cs="Times New Roman"/>
+          <w:sz w:val="28"/>
+          <w:szCs w:val="28"/>
+          <w:lang w:eastAsia="ru-RU"/>
+        </w:rPr>
+      </w:pPr>
+      <w:r>
+        <w:rPr>
+          <w:rFonts w:ascii="Times New Roman" w:eastAsia="Times New Roman" w:hAnsi="Times New Roman" w:cs="Times New Roman"/>
+          <w:sz w:val="28"/>
+          <w:szCs w:val="28"/>
+          <w:lang w:eastAsia="ru-RU"/>
+        </w:rPr>
+        <w:t>Научиться применять функции агрегации (COUNT, SUM, AVG, MIN, MAX) с условиями фильтрации.</w:t>
+      </w:r>
     </w:p>
     <w:p>
       <w:pPr>
@@ -673,20 +820,291 @@
     </w:p>
     <w:p>
       <w:pPr>
-        <w:spacing w:before="100" w:beforeAutospacing="1" w:after="100" w:afterAutospacing="1" w:line="360" w:lineRule="auto"/>
-        <w:ind w:left="0" w:firstLine="709"/>
-        <w:rPr>
-          <w:rFonts w:cstheme="minorHAnsi"/>
-          <w:szCs w:val="28"/>
-        </w:rPr>
-      </w:pPr>
-      <w:r>
-        <w:rPr>
-          <w:rFonts w:cstheme="minorHAnsi"/>
-          <w:szCs w:val="28"/>
-        </w:rPr>
-        <w:t xml:space="preserve">Выбранный вариант задания - </w:t>
-      </w:r>
+        <w:pStyle w:val="a3"/>
+        <w:tabs>
+          <w:tab w:val="left" w:pos="426"/>
+        </w:tabs>
+        <w:spacing w:after="0" w:line="360" w:lineRule="auto"/>
+        <w:ind w:left="0"/>
+        <w:contextualSpacing w:val="0"/>
+        <w:outlineLvl w:val="2"/>
+        <w:rPr>
+          <w:rFonts w:ascii="Times New Roman" w:eastAsia="Times New Roman" w:hAnsi="Times New Roman" w:cs="Times New Roman"/>
+          <w:sz w:val="28"/>
+          <w:szCs w:val="28"/>
+          <w:lang w:eastAsia="ru-RU"/>
+        </w:rPr>
+      </w:pPr>
+      <w:r>
+        <w:rPr>
+          <w:rFonts w:ascii="Times New Roman" w:hAnsi="Times New Roman" w:cs="Times New Roman"/>
+          <w:sz w:val="28"/>
+          <w:szCs w:val="28"/>
+        </w:rPr>
+        <w:t xml:space="preserve">Выбранный вариант задания </w:t>
+      </w:r>
+      <w:r>
+        <w:rPr>
+          <w:rFonts w:ascii="Times New Roman" w:hAnsi="Times New Roman" w:cs="Times New Roman"/>
+          <w:sz w:val="28"/>
+          <w:szCs w:val="28"/>
+        </w:rPr>
+        <w:t>--</w:t>
+      </w:r>
+      <w:r>
+        <w:rPr>
+          <w:rFonts w:ascii="Times New Roman" w:hAnsi="Times New Roman" w:cs="Times New Roman"/>
+          <w:sz w:val="28"/>
+          <w:szCs w:val="28"/>
+        </w:rPr>
+        <w:t xml:space="preserve"> </w:t>
+      </w:r>
+      <w:proofErr w:type="spellStart"/>
+      <w:r>
+        <w:rPr>
+          <w:rFonts w:ascii="Times New Roman" w:eastAsia="Times New Roman" w:hAnsi="Times New Roman" w:cs="Times New Roman"/>
+          <w:sz w:val="28"/>
+          <w:szCs w:val="28"/>
+          <w:lang w:eastAsia="ru-RU"/>
+        </w:rPr>
+        <w:t>Skyrim</w:t>
+      </w:r>
+      <w:proofErr w:type="spellEnd"/>
+      <w:r>
+        <w:rPr>
+          <w:rFonts w:ascii="Times New Roman" w:eastAsia="Times New Roman" w:hAnsi="Times New Roman" w:cs="Times New Roman"/>
+          <w:sz w:val="28"/>
+          <w:szCs w:val="28"/>
+          <w:lang w:eastAsia="ru-RU"/>
+        </w:rPr>
+        <w:t xml:space="preserve"> — Оружие и Экипировка</w:t>
+      </w:r>
+      <w:r>
+        <w:rPr>
+          <w:rFonts w:ascii="Times New Roman" w:eastAsia="Times New Roman" w:hAnsi="Times New Roman" w:cs="Times New Roman"/>
+          <w:sz w:val="28"/>
+          <w:szCs w:val="28"/>
+          <w:lang w:eastAsia="ru-RU"/>
+        </w:rPr>
+        <w:t>.</w:t>
+      </w:r>
+    </w:p>
+    <w:p>
+      <w:pPr>
+        <w:pStyle w:val="a3"/>
+        <w:tabs>
+          <w:tab w:val="left" w:pos="426"/>
+        </w:tabs>
+        <w:spacing w:after="0" w:line="360" w:lineRule="auto"/>
+        <w:ind w:left="0"/>
+        <w:contextualSpacing w:val="0"/>
+        <w:outlineLvl w:val="2"/>
+        <w:rPr>
+          <w:rFonts w:ascii="Times New Roman" w:eastAsia="Times New Roman" w:hAnsi="Times New Roman" w:cs="Times New Roman"/>
+          <w:sz w:val="28"/>
+          <w:szCs w:val="28"/>
+          <w:lang w:eastAsia="ru-RU"/>
+        </w:rPr>
+      </w:pPr>
+      <w:r>
+        <w:rPr>
+          <w:rFonts w:ascii="Times New Roman" w:eastAsia="Times New Roman" w:hAnsi="Times New Roman" w:cs="Times New Roman"/>
+          <w:sz w:val="28"/>
+          <w:szCs w:val="28"/>
+          <w:lang w:eastAsia="ru-RU"/>
+        </w:rPr>
+        <w:drawing>
+          <wp:inline distT="0" distB="0" distL="0" distR="0" wp14:anchorId="5234D6A4" wp14:editId="501B415F">
+            <wp:extent cx="5830114" cy="1895740"/>
+            <wp:effectExtent l="0" t="0" r="0" b="9525"/>
+            <wp:docPr id="1" name="Рисунок 1"/>
+            <wp:cNvGraphicFramePr>
+              <a:graphicFrameLocks xmlns:a="http://schemas.openxmlformats.org/drawingml/2006/main" noChangeAspect="1"/>
+            </wp:cNvGraphicFramePr>
+            <a:graphic xmlns:a="http://schemas.openxmlformats.org/drawingml/2006/main">
+              <a:graphicData uri="http://schemas.openxmlformats.org/drawingml/2006/picture">
+                <pic:pic xmlns:pic="http://schemas.openxmlformats.org/drawingml/2006/picture">
+                  <pic:nvPicPr>
+                    <pic:cNvPr id="1" name=""/>
+                    <pic:cNvPicPr/>
+                  </pic:nvPicPr>
+                  <pic:blipFill>
+                    <a:blip r:embed="rId6"/>
+                    <a:stretch>
+                      <a:fillRect/>
+                    </a:stretch>
+                  </pic:blipFill>
+                  <pic:spPr>
+                    <a:xfrm>
+                      <a:off x="0" y="0"/>
+                      <a:ext cx="5830114" cy="1895740"/>
+                    </a:xfrm>
+                    <a:prstGeom prst="rect">
+                      <a:avLst/>
+                    </a:prstGeom>
+                  </pic:spPr>
+                </pic:pic>
+              </a:graphicData>
+            </a:graphic>
+          </wp:inline>
+        </w:drawing>
+      </w:r>
+    </w:p>
+    <w:p>
+      <w:pPr>
+        <w:pStyle w:val="a3"/>
+        <w:tabs>
+          <w:tab w:val="left" w:pos="426"/>
+        </w:tabs>
+        <w:spacing w:after="0" w:line="360" w:lineRule="auto"/>
+        <w:ind w:left="0"/>
+        <w:contextualSpacing w:val="0"/>
+        <w:jc w:val="center"/>
+        <w:outlineLvl w:val="2"/>
+        <w:rPr>
+          <w:rFonts w:ascii="Times New Roman" w:eastAsia="Times New Roman" w:hAnsi="Times New Roman" w:cs="Times New Roman"/>
+          <w:sz w:val="28"/>
+          <w:szCs w:val="28"/>
+          <w:lang w:eastAsia="ru-RU"/>
+        </w:rPr>
+      </w:pPr>
+      <w:r>
+        <w:rPr>
+          <w:rFonts w:ascii="Times New Roman" w:eastAsia="Times New Roman" w:hAnsi="Times New Roman" w:cs="Times New Roman"/>
+          <w:sz w:val="28"/>
+          <w:szCs w:val="28"/>
+          <w:lang w:eastAsia="ru-RU"/>
+        </w:rPr>
+        <w:t>Рис. 1 «Таблица Аксессуары»</w:t>
+      </w:r>
+    </w:p>
+    <w:p>
+      <w:pPr>
+        <w:pStyle w:val="a3"/>
+        <w:tabs>
+          <w:tab w:val="left" w:pos="426"/>
+        </w:tabs>
+        <w:spacing w:after="0" w:line="360" w:lineRule="auto"/>
+        <w:ind w:left="0"/>
+        <w:contextualSpacing w:val="0"/>
+        <w:jc w:val="center"/>
+        <w:outlineLvl w:val="2"/>
+        <w:rPr>
+          <w:rFonts w:ascii="Times New Roman" w:eastAsia="Times New Roman" w:hAnsi="Times New Roman" w:cs="Times New Roman"/>
+          <w:sz w:val="28"/>
+          <w:szCs w:val="28"/>
+          <w:lang w:eastAsia="ru-RU"/>
+        </w:rPr>
+      </w:pPr>
+      <w:r>
+        <w:rPr>
+          <w:rFonts w:ascii="Times New Roman" w:eastAsia="Times New Roman" w:hAnsi="Times New Roman" w:cs="Times New Roman"/>
+          <w:sz w:val="28"/>
+          <w:szCs w:val="28"/>
+          <w:lang w:eastAsia="ru-RU"/>
+        </w:rPr>
+        <w:drawing>
+          <wp:inline distT="0" distB="0" distL="0" distR="0" wp14:anchorId="2DDBC1C2" wp14:editId="6E1D2FCE">
+            <wp:extent cx="5940425" cy="2323465"/>
+            <wp:effectExtent l="0" t="0" r="3175" b="635"/>
+            <wp:docPr id="3" name="Рисунок 3"/>
+            <wp:cNvGraphicFramePr>
+              <a:graphicFrameLocks xmlns:a="http://schemas.openxmlformats.org/drawingml/2006/main" noChangeAspect="1"/>
+            </wp:cNvGraphicFramePr>
+            <a:graphic xmlns:a="http://schemas.openxmlformats.org/drawingml/2006/main">
+              <a:graphicData uri="http://schemas.openxmlformats.org/drawingml/2006/picture">
+                <pic:pic xmlns:pic="http://schemas.openxmlformats.org/drawingml/2006/picture">
+                  <pic:nvPicPr>
+                    <pic:cNvPr id="1" name=""/>
+                    <pic:cNvPicPr/>
+                  </pic:nvPicPr>
+                  <pic:blipFill>
+                    <a:blip r:embed="rId7"/>
+                    <a:stretch>
+                      <a:fillRect/>
+                    </a:stretch>
+                  </pic:blipFill>
+                  <pic:spPr>
+                    <a:xfrm>
+                      <a:off x="0" y="0"/>
+                      <a:ext cx="5940425" cy="2323465"/>
+                    </a:xfrm>
+                    <a:prstGeom prst="rect">
+                      <a:avLst/>
+                    </a:prstGeom>
+                  </pic:spPr>
+                </pic:pic>
+              </a:graphicData>
+            </a:graphic>
+          </wp:inline>
+        </w:drawing>
+      </w:r>
+    </w:p>
+    <w:p>
+      <w:pPr>
+        <w:pStyle w:val="a3"/>
+        <w:tabs>
+          <w:tab w:val="left" w:pos="426"/>
+        </w:tabs>
+        <w:spacing w:after="0" w:line="360" w:lineRule="auto"/>
+        <w:ind w:left="0"/>
+        <w:contextualSpacing w:val="0"/>
+        <w:jc w:val="center"/>
+        <w:outlineLvl w:val="2"/>
+        <w:rPr>
+          <w:rFonts w:ascii="Times New Roman" w:eastAsia="Times New Roman" w:hAnsi="Times New Roman" w:cs="Times New Roman"/>
+          <w:sz w:val="28"/>
+          <w:szCs w:val="28"/>
+          <w:lang w:eastAsia="ru-RU"/>
+        </w:rPr>
+      </w:pPr>
+      <w:r>
+        <w:rPr>
+          <w:rFonts w:ascii="Times New Roman" w:eastAsia="Times New Roman" w:hAnsi="Times New Roman" w:cs="Times New Roman"/>
+          <w:sz w:val="28"/>
+          <w:szCs w:val="28"/>
+          <w:lang w:eastAsia="ru-RU"/>
+        </w:rPr>
+        <w:t>Рис. 2 «Таблица Броня»</w:t>
+      </w:r>
+    </w:p>
+    <w:p>
+      <w:pPr>
+        <w:spacing w:after="0" w:line="360" w:lineRule="auto"/>
+        <w:ind w:left="0" w:firstLine="0"/>
+        <w:jc w:val="left"/>
+        <w:rPr>
+          <w:color w:val="auto"/>
+          <w:kern w:val="0"/>
+          <w:szCs w:val="28"/>
+          <w14:ligatures w14:val="none"/>
+        </w:rPr>
+      </w:pPr>
+      <w:r>
+        <w:rPr>
+          <w:szCs w:val="28"/>
+        </w:rPr>
+        <w:br w:type="page"/>
+      </w:r>
+    </w:p>
+    <w:p>
+      <w:pPr>
+        <w:pStyle w:val="a3"/>
+        <w:tabs>
+          <w:tab w:val="left" w:pos="426"/>
+        </w:tabs>
+        <w:spacing w:after="0" w:line="360" w:lineRule="auto"/>
+        <w:ind w:left="0"/>
+        <w:contextualSpacing w:val="0"/>
+        <w:jc w:val="center"/>
+        <w:outlineLvl w:val="2"/>
+        <w:rPr>
+          <w:rFonts w:ascii="Times New Roman" w:eastAsia="Times New Roman" w:hAnsi="Times New Roman" w:cs="Times New Roman"/>
+          <w:sz w:val="28"/>
+          <w:szCs w:val="28"/>
+          <w:lang w:eastAsia="ru-RU"/>
+        </w:rPr>
+      </w:pPr>
     </w:p>
     <w:p>
       <w:pPr>
@@ -698,6 +1116,47 @@
           <w:szCs w:val="28"/>
         </w:rPr>
       </w:pPr>
+      <w:r>
+        <w:rPr>
+          <w:rFonts w:cstheme="minorHAnsi"/>
+          <w:szCs w:val="28"/>
+        </w:rPr>
+        <w:drawing>
+          <wp:inline distT="0" distB="0" distL="0" distR="0" wp14:anchorId="17750BEA" wp14:editId="4DAA7EB0">
+            <wp:extent cx="5940425" cy="1797685"/>
+            <wp:effectExtent l="0" t="0" r="3175" b="0"/>
+            <wp:docPr id="4" name="Рисунок 4"/>
+            <wp:cNvGraphicFramePr>
+              <a:graphicFrameLocks xmlns:a="http://schemas.openxmlformats.org/drawingml/2006/main" noChangeAspect="1"/>
+            </wp:cNvGraphicFramePr>
+            <a:graphic xmlns:a="http://schemas.openxmlformats.org/drawingml/2006/main">
+              <a:graphicData uri="http://schemas.openxmlformats.org/drawingml/2006/picture">
+                <pic:pic xmlns:pic="http://schemas.openxmlformats.org/drawingml/2006/picture">
+                  <pic:nvPicPr>
+                    <pic:cNvPr id="1" name=""/>
+                    <pic:cNvPicPr/>
+                  </pic:nvPicPr>
+                  <pic:blipFill>
+                    <a:blip r:embed="rId8"/>
+                    <a:stretch>
+                      <a:fillRect/>
+                    </a:stretch>
+                  </pic:blipFill>
+                  <pic:spPr>
+                    <a:xfrm>
+                      <a:off x="0" y="0"/>
+                      <a:ext cx="5940425" cy="1797685"/>
+                    </a:xfrm>
+                    <a:prstGeom prst="rect">
+                      <a:avLst/>
+                    </a:prstGeom>
+                  </pic:spPr>
+                </pic:pic>
+              </a:graphicData>
+            </a:graphic>
+          </wp:inline>
+        </w:drawing>
+      </w:r>
     </w:p>
     <w:p>
       <w:pPr>
@@ -705,18 +1164,831 @@
         <w:ind w:left="0" w:firstLine="0"/>
         <w:jc w:val="center"/>
         <w:rPr>
+          <w:rFonts w:cstheme="minorHAnsi"/>
+          <w:szCs w:val="28"/>
+        </w:rPr>
+      </w:pPr>
+      <w:r>
+        <w:rPr>
+          <w:rFonts w:cstheme="minorHAnsi"/>
+          <w:szCs w:val="28"/>
+        </w:rPr>
+        <w:t>Рис. 3 «Таблица Одежды»</w:t>
+      </w:r>
+    </w:p>
+    <w:p>
+      <w:pPr>
+        <w:spacing w:after="0" w:line="360" w:lineRule="auto"/>
+        <w:ind w:left="0" w:firstLine="0"/>
+        <w:jc w:val="center"/>
+        <w:rPr>
+          <w:rFonts w:cstheme="minorHAnsi"/>
+          <w:szCs w:val="28"/>
+        </w:rPr>
+      </w:pPr>
+      <w:r>
+        <w:rPr>
+          <w:rFonts w:cstheme="minorHAnsi"/>
+          <w:szCs w:val="28"/>
+        </w:rPr>
+        <w:drawing>
+          <wp:inline distT="0" distB="0" distL="0" distR="0" wp14:anchorId="1BC62894" wp14:editId="1135D8AC">
+            <wp:extent cx="5940425" cy="2033905"/>
+            <wp:effectExtent l="0" t="0" r="3175" b="4445"/>
+            <wp:docPr id="5" name="Рисунок 5"/>
+            <wp:cNvGraphicFramePr>
+              <a:graphicFrameLocks xmlns:a="http://schemas.openxmlformats.org/drawingml/2006/main" noChangeAspect="1"/>
+            </wp:cNvGraphicFramePr>
+            <a:graphic xmlns:a="http://schemas.openxmlformats.org/drawingml/2006/main">
+              <a:graphicData uri="http://schemas.openxmlformats.org/drawingml/2006/picture">
+                <pic:pic xmlns:pic="http://schemas.openxmlformats.org/drawingml/2006/picture">
+                  <pic:nvPicPr>
+                    <pic:cNvPr id="1" name=""/>
+                    <pic:cNvPicPr/>
+                  </pic:nvPicPr>
+                  <pic:blipFill>
+                    <a:blip r:embed="rId9"/>
+                    <a:stretch>
+                      <a:fillRect/>
+                    </a:stretch>
+                  </pic:blipFill>
+                  <pic:spPr>
+                    <a:xfrm>
+                      <a:off x="0" y="0"/>
+                      <a:ext cx="5940425" cy="2033905"/>
+                    </a:xfrm>
+                    <a:prstGeom prst="rect">
+                      <a:avLst/>
+                    </a:prstGeom>
+                  </pic:spPr>
+                </pic:pic>
+              </a:graphicData>
+            </a:graphic>
+          </wp:inline>
+        </w:drawing>
+      </w:r>
+    </w:p>
+    <w:p>
+      <w:pPr>
+        <w:spacing w:after="0" w:line="360" w:lineRule="auto"/>
+        <w:ind w:left="0" w:firstLine="0"/>
+        <w:jc w:val="center"/>
+        <w:rPr>
+          <w:rFonts w:cstheme="minorHAnsi"/>
+          <w:szCs w:val="28"/>
+        </w:rPr>
+      </w:pPr>
+      <w:r>
+        <w:rPr>
+          <w:rFonts w:cstheme="minorHAnsi"/>
+          <w:szCs w:val="28"/>
+        </w:rPr>
+        <w:t>Рис. 4 «Таблица Инвентарь»</w:t>
+      </w:r>
+    </w:p>
+    <w:p>
+      <w:pPr>
+        <w:spacing w:after="0" w:line="360" w:lineRule="auto"/>
+        <w:ind w:left="0" w:firstLine="0"/>
+        <w:jc w:val="center"/>
+        <w:rPr>
+          <w:rFonts w:cstheme="minorHAnsi"/>
+          <w:szCs w:val="28"/>
+        </w:rPr>
+      </w:pPr>
+      <w:r>
+        <w:rPr>
+          <w:rFonts w:cstheme="minorHAnsi"/>
+          <w:szCs w:val="28"/>
+        </w:rPr>
+        <w:drawing>
+          <wp:inline distT="0" distB="0" distL="0" distR="0" wp14:anchorId="017C0A2E" wp14:editId="0E9F27D5">
+            <wp:extent cx="5010849" cy="1476581"/>
+            <wp:effectExtent l="0" t="0" r="0" b="9525"/>
+            <wp:docPr id="6" name="Рисунок 6"/>
+            <wp:cNvGraphicFramePr>
+              <a:graphicFrameLocks xmlns:a="http://schemas.openxmlformats.org/drawingml/2006/main" noChangeAspect="1"/>
+            </wp:cNvGraphicFramePr>
+            <a:graphic xmlns:a="http://schemas.openxmlformats.org/drawingml/2006/main">
+              <a:graphicData uri="http://schemas.openxmlformats.org/drawingml/2006/picture">
+                <pic:pic xmlns:pic="http://schemas.openxmlformats.org/drawingml/2006/picture">
+                  <pic:nvPicPr>
+                    <pic:cNvPr id="1" name=""/>
+                    <pic:cNvPicPr/>
+                  </pic:nvPicPr>
+                  <pic:blipFill>
+                    <a:blip r:embed="rId10"/>
+                    <a:stretch>
+                      <a:fillRect/>
+                    </a:stretch>
+                  </pic:blipFill>
+                  <pic:spPr>
+                    <a:xfrm>
+                      <a:off x="0" y="0"/>
+                      <a:ext cx="5010849" cy="1476581"/>
+                    </a:xfrm>
+                    <a:prstGeom prst="rect">
+                      <a:avLst/>
+                    </a:prstGeom>
+                  </pic:spPr>
+                </pic:pic>
+              </a:graphicData>
+            </a:graphic>
+          </wp:inline>
+        </w:drawing>
+      </w:r>
+    </w:p>
+    <w:p>
+      <w:pPr>
+        <w:spacing w:after="0" w:line="360" w:lineRule="auto"/>
+        <w:ind w:left="0" w:firstLine="0"/>
+        <w:jc w:val="center"/>
+        <w:rPr>
+          <w:rFonts w:cstheme="minorHAnsi"/>
+          <w:szCs w:val="28"/>
+        </w:rPr>
+      </w:pPr>
+      <w:r>
+        <w:rPr>
+          <w:rFonts w:cstheme="minorHAnsi"/>
+          <w:szCs w:val="28"/>
+        </w:rPr>
+        <w:t>Рис. 5 «Таблица Материалы»</w:t>
+      </w:r>
+    </w:p>
+    <w:p>
+      <w:pPr>
+        <w:spacing w:after="0" w:line="360" w:lineRule="auto"/>
+        <w:ind w:left="0" w:firstLine="0"/>
+        <w:jc w:val="center"/>
+        <w:rPr>
+          <w:rFonts w:cstheme="minorHAnsi"/>
+          <w:szCs w:val="28"/>
+        </w:rPr>
+      </w:pPr>
+      <w:r>
+        <w:rPr>
+          <w:rFonts w:cstheme="minorHAnsi"/>
+          <w:szCs w:val="28"/>
+        </w:rPr>
+        <w:drawing>
+          <wp:inline distT="0" distB="0" distL="0" distR="0" wp14:anchorId="51B30A2C" wp14:editId="5C9A0B6E">
+            <wp:extent cx="5915851" cy="1981477"/>
+            <wp:effectExtent l="0" t="0" r="0" b="0"/>
+            <wp:docPr id="7" name="Рисунок 7"/>
+            <wp:cNvGraphicFramePr>
+              <a:graphicFrameLocks xmlns:a="http://schemas.openxmlformats.org/drawingml/2006/main" noChangeAspect="1"/>
+            </wp:cNvGraphicFramePr>
+            <a:graphic xmlns:a="http://schemas.openxmlformats.org/drawingml/2006/main">
+              <a:graphicData uri="http://schemas.openxmlformats.org/drawingml/2006/picture">
+                <pic:pic xmlns:pic="http://schemas.openxmlformats.org/drawingml/2006/picture">
+                  <pic:nvPicPr>
+                    <pic:cNvPr id="1" name=""/>
+                    <pic:cNvPicPr/>
+                  </pic:nvPicPr>
+                  <pic:blipFill>
+                    <a:blip r:embed="rId11"/>
+                    <a:stretch>
+                      <a:fillRect/>
+                    </a:stretch>
+                  </pic:blipFill>
+                  <pic:spPr>
+                    <a:xfrm>
+                      <a:off x="0" y="0"/>
+                      <a:ext cx="5915851" cy="1981477"/>
+                    </a:xfrm>
+                    <a:prstGeom prst="rect">
+                      <a:avLst/>
+                    </a:prstGeom>
+                  </pic:spPr>
+                </pic:pic>
+              </a:graphicData>
+            </a:graphic>
+          </wp:inline>
+        </w:drawing>
+      </w:r>
+    </w:p>
+    <w:p>
+      <w:pPr>
+        <w:spacing w:after="0" w:line="360" w:lineRule="auto"/>
+        <w:ind w:left="0" w:firstLine="0"/>
+        <w:jc w:val="center"/>
+        <w:rPr>
+          <w:rFonts w:cstheme="minorHAnsi"/>
+          <w:szCs w:val="28"/>
+        </w:rPr>
+      </w:pPr>
+      <w:r>
+        <w:rPr>
+          <w:rFonts w:cstheme="minorHAnsi"/>
+          <w:szCs w:val="28"/>
+        </w:rPr>
+        <w:t>Рис. 6 «Таблица Предметы»</w:t>
+      </w:r>
+      <w:r>
+        <w:rPr>
+          <w:rFonts w:cstheme="minorHAnsi"/>
+          <w:szCs w:val="28"/>
+        </w:rPr>
+        <w:br w:type="page"/>
+      </w:r>
+    </w:p>
+    <w:p>
+      <w:pPr>
+        <w:spacing w:after="0" w:line="360" w:lineRule="auto"/>
+        <w:ind w:left="0" w:firstLine="0"/>
+        <w:jc w:val="center"/>
+        <w:rPr>
+          <w:rFonts w:cstheme="minorHAnsi"/>
+          <w:szCs w:val="28"/>
+        </w:rPr>
+      </w:pPr>
+      <w:r>
+        <w:rPr>
+          <w:rFonts w:cstheme="minorHAnsi"/>
+          <w:szCs w:val="28"/>
+        </w:rPr>
+        <w:lastRenderedPageBreak/>
+        <w:drawing>
+          <wp:inline distT="0" distB="0" distL="0" distR="0" wp14:anchorId="76464735" wp14:editId="0126BC9C">
+            <wp:extent cx="4763165" cy="1486107"/>
+            <wp:effectExtent l="0" t="0" r="0" b="0"/>
+            <wp:docPr id="8" name="Рисунок 8"/>
+            <wp:cNvGraphicFramePr>
+              <a:graphicFrameLocks xmlns:a="http://schemas.openxmlformats.org/drawingml/2006/main" noChangeAspect="1"/>
+            </wp:cNvGraphicFramePr>
+            <a:graphic xmlns:a="http://schemas.openxmlformats.org/drawingml/2006/main">
+              <a:graphicData uri="http://schemas.openxmlformats.org/drawingml/2006/picture">
+                <pic:pic xmlns:pic="http://schemas.openxmlformats.org/drawingml/2006/picture">
+                  <pic:nvPicPr>
+                    <pic:cNvPr id="1" name=""/>
+                    <pic:cNvPicPr/>
+                  </pic:nvPicPr>
+                  <pic:blipFill>
+                    <a:blip r:embed="rId12"/>
+                    <a:stretch>
+                      <a:fillRect/>
+                    </a:stretch>
+                  </pic:blipFill>
+                  <pic:spPr>
+                    <a:xfrm>
+                      <a:off x="0" y="0"/>
+                      <a:ext cx="4763165" cy="1486107"/>
+                    </a:xfrm>
+                    <a:prstGeom prst="rect">
+                      <a:avLst/>
+                    </a:prstGeom>
+                  </pic:spPr>
+                </pic:pic>
+              </a:graphicData>
+            </a:graphic>
+          </wp:inline>
+        </w:drawing>
+      </w:r>
+    </w:p>
+    <w:p>
+      <w:pPr>
+        <w:spacing w:after="0" w:line="360" w:lineRule="auto"/>
+        <w:ind w:left="0" w:firstLine="0"/>
+        <w:jc w:val="center"/>
+        <w:rPr>
+          <w:rFonts w:cstheme="minorHAnsi"/>
+          <w:szCs w:val="28"/>
+        </w:rPr>
+      </w:pPr>
+      <w:r>
+        <w:rPr>
+          <w:rFonts w:cstheme="minorHAnsi"/>
+          <w:szCs w:val="28"/>
+        </w:rPr>
+        <w:t xml:space="preserve">Рис. 7 «Таблица </w:t>
+      </w:r>
+      <w:proofErr w:type="spellStart"/>
+      <w:r>
+        <w:rPr>
+          <w:rFonts w:cstheme="minorHAnsi"/>
+          <w:szCs w:val="28"/>
+        </w:rPr>
+        <w:t>Зачарования</w:t>
+      </w:r>
+      <w:proofErr w:type="spellEnd"/>
+      <w:r>
+        <w:rPr>
+          <w:rFonts w:cstheme="minorHAnsi"/>
+          <w:szCs w:val="28"/>
+        </w:rPr>
+        <w:t>»</w:t>
+      </w:r>
+    </w:p>
+    <w:p>
+      <w:pPr>
+        <w:spacing w:after="0" w:line="360" w:lineRule="auto"/>
+        <w:ind w:left="0" w:firstLine="0"/>
+        <w:jc w:val="center"/>
+        <w:rPr>
+          <w:rFonts w:cstheme="minorHAnsi"/>
+          <w:szCs w:val="28"/>
+        </w:rPr>
+      </w:pPr>
+      <w:r>
+        <w:rPr>
+          <w:rFonts w:cstheme="minorHAnsi"/>
+          <w:szCs w:val="28"/>
+        </w:rPr>
+        <w:drawing>
+          <wp:inline distT="0" distB="0" distL="0" distR="0" wp14:anchorId="5F46CE23" wp14:editId="3A5EEFFA">
+            <wp:extent cx="4486901" cy="1590897"/>
+            <wp:effectExtent l="0" t="0" r="9525" b="9525"/>
+            <wp:docPr id="9" name="Рисунок 9"/>
+            <wp:cNvGraphicFramePr>
+              <a:graphicFrameLocks xmlns:a="http://schemas.openxmlformats.org/drawingml/2006/main" noChangeAspect="1"/>
+            </wp:cNvGraphicFramePr>
+            <a:graphic xmlns:a="http://schemas.openxmlformats.org/drawingml/2006/main">
+              <a:graphicData uri="http://schemas.openxmlformats.org/drawingml/2006/picture">
+                <pic:pic xmlns:pic="http://schemas.openxmlformats.org/drawingml/2006/picture">
+                  <pic:nvPicPr>
+                    <pic:cNvPr id="1" name=""/>
+                    <pic:cNvPicPr/>
+                  </pic:nvPicPr>
+                  <pic:blipFill>
+                    <a:blip r:embed="rId13"/>
+                    <a:stretch>
+                      <a:fillRect/>
+                    </a:stretch>
+                  </pic:blipFill>
+                  <pic:spPr>
+                    <a:xfrm>
+                      <a:off x="0" y="0"/>
+                      <a:ext cx="4486901" cy="1590897"/>
+                    </a:xfrm>
+                    <a:prstGeom prst="rect">
+                      <a:avLst/>
+                    </a:prstGeom>
+                  </pic:spPr>
+                </pic:pic>
+              </a:graphicData>
+            </a:graphic>
+          </wp:inline>
+        </w:drawing>
+      </w:r>
+    </w:p>
+    <w:p>
+      <w:pPr>
+        <w:spacing w:after="0" w:line="360" w:lineRule="auto"/>
+        <w:ind w:left="0" w:firstLine="0"/>
+        <w:jc w:val="center"/>
+        <w:rPr>
+          <w:rFonts w:cstheme="minorHAnsi"/>
+          <w:szCs w:val="28"/>
+        </w:rPr>
+      </w:pPr>
+      <w:r>
+        <w:rPr>
+          <w:rFonts w:cstheme="minorHAnsi"/>
+          <w:szCs w:val="28"/>
+        </w:rPr>
+        <w:t>Рис. 8 «Таблица Типы»</w:t>
+      </w:r>
+    </w:p>
+    <w:p>
+      <w:pPr>
+        <w:spacing w:after="0" w:line="360" w:lineRule="auto"/>
+        <w:ind w:left="0" w:firstLine="0"/>
+        <w:jc w:val="center"/>
+        <w:rPr>
+          <w:rFonts w:cstheme="minorHAnsi"/>
+          <w:szCs w:val="28"/>
+        </w:rPr>
+      </w:pPr>
+      <w:r>
+        <w:rPr>
+          <w:rFonts w:cstheme="minorHAnsi"/>
+          <w:szCs w:val="28"/>
+        </w:rPr>
+        <w:drawing>
+          <wp:inline distT="0" distB="0" distL="0" distR="0" wp14:anchorId="37E46C2D" wp14:editId="5116DD1A">
+            <wp:extent cx="5287113" cy="1562318"/>
+            <wp:effectExtent l="0" t="0" r="8890" b="0"/>
+            <wp:docPr id="10" name="Рисунок 10"/>
+            <wp:cNvGraphicFramePr>
+              <a:graphicFrameLocks xmlns:a="http://schemas.openxmlformats.org/drawingml/2006/main" noChangeAspect="1"/>
+            </wp:cNvGraphicFramePr>
+            <a:graphic xmlns:a="http://schemas.openxmlformats.org/drawingml/2006/main">
+              <a:graphicData uri="http://schemas.openxmlformats.org/drawingml/2006/picture">
+                <pic:pic xmlns:pic="http://schemas.openxmlformats.org/drawingml/2006/picture">
+                  <pic:nvPicPr>
+                    <pic:cNvPr id="1" name=""/>
+                    <pic:cNvPicPr/>
+                  </pic:nvPicPr>
+                  <pic:blipFill>
+                    <a:blip r:embed="rId14"/>
+                    <a:stretch>
+                      <a:fillRect/>
+                    </a:stretch>
+                  </pic:blipFill>
+                  <pic:spPr>
+                    <a:xfrm>
+                      <a:off x="0" y="0"/>
+                      <a:ext cx="5287113" cy="1562318"/>
+                    </a:xfrm>
+                    <a:prstGeom prst="rect">
+                      <a:avLst/>
+                    </a:prstGeom>
+                  </pic:spPr>
+                </pic:pic>
+              </a:graphicData>
+            </a:graphic>
+          </wp:inline>
+        </w:drawing>
+      </w:r>
+    </w:p>
+    <w:p>
+      <w:pPr>
+        <w:spacing w:after="0" w:line="360" w:lineRule="auto"/>
+        <w:ind w:left="0" w:firstLine="0"/>
+        <w:jc w:val="center"/>
+        <w:rPr>
+          <w:rFonts w:cstheme="minorHAnsi"/>
+          <w:szCs w:val="28"/>
+        </w:rPr>
+      </w:pPr>
+      <w:r>
+        <w:rPr>
+          <w:rFonts w:cstheme="minorHAnsi"/>
+          <w:szCs w:val="28"/>
+        </w:rPr>
+        <w:t>Рис. 9 «Таблица Игроки»</w:t>
+      </w:r>
+    </w:p>
+    <w:p>
+      <w:pPr>
+        <w:spacing w:after="0" w:line="360" w:lineRule="auto"/>
+        <w:ind w:left="0" w:firstLine="0"/>
+        <w:jc w:val="center"/>
+        <w:rPr>
+          <w:rFonts w:cstheme="minorHAnsi"/>
+          <w:szCs w:val="28"/>
+        </w:rPr>
+      </w:pPr>
+      <w:r>
+        <w:rPr>
+          <w:rFonts w:cstheme="minorHAnsi"/>
+          <w:szCs w:val="28"/>
+        </w:rPr>
+        <w:drawing>
+          <wp:inline distT="0" distB="0" distL="0" distR="0" wp14:anchorId="63CEC270" wp14:editId="561D6B95">
+            <wp:extent cx="5940425" cy="2514600"/>
+            <wp:effectExtent l="0" t="0" r="3175" b="0"/>
+            <wp:docPr id="11" name="Рисунок 11"/>
+            <wp:cNvGraphicFramePr>
+              <a:graphicFrameLocks xmlns:a="http://schemas.openxmlformats.org/drawingml/2006/main" noChangeAspect="1"/>
+            </wp:cNvGraphicFramePr>
+            <a:graphic xmlns:a="http://schemas.openxmlformats.org/drawingml/2006/main">
+              <a:graphicData uri="http://schemas.openxmlformats.org/drawingml/2006/picture">
+                <pic:pic xmlns:pic="http://schemas.openxmlformats.org/drawingml/2006/picture">
+                  <pic:nvPicPr>
+                    <pic:cNvPr id="1" name=""/>
+                    <pic:cNvPicPr/>
+                  </pic:nvPicPr>
+                  <pic:blipFill>
+                    <a:blip r:embed="rId15"/>
+                    <a:stretch>
+                      <a:fillRect/>
+                    </a:stretch>
+                  </pic:blipFill>
+                  <pic:spPr>
+                    <a:xfrm>
+                      <a:off x="0" y="0"/>
+                      <a:ext cx="5940425" cy="2514600"/>
+                    </a:xfrm>
+                    <a:prstGeom prst="rect">
+                      <a:avLst/>
+                    </a:prstGeom>
+                  </pic:spPr>
+                </pic:pic>
+              </a:graphicData>
+            </a:graphic>
+          </wp:inline>
+        </w:drawing>
+      </w:r>
+    </w:p>
+    <w:p>
+      <w:pPr>
+        <w:spacing w:after="0" w:line="360" w:lineRule="auto"/>
+        <w:ind w:left="0" w:firstLine="0"/>
+        <w:jc w:val="center"/>
+        <w:rPr>
+          <w:rFonts w:cstheme="minorHAnsi"/>
+          <w:szCs w:val="28"/>
+        </w:rPr>
+      </w:pPr>
+      <w:r>
+        <w:rPr>
+          <w:rFonts w:cstheme="minorHAnsi"/>
+          <w:szCs w:val="28"/>
+        </w:rPr>
+        <w:t>Рис. 10 «Таблица Оружие»</w:t>
+      </w:r>
+      <w:r>
+        <w:rPr>
+          <w:rFonts w:cstheme="minorHAnsi"/>
+          <w:szCs w:val="28"/>
+        </w:rPr>
+        <w:br w:type="page"/>
+      </w:r>
+    </w:p>
+    <w:p>
+      <w:pPr>
+        <w:spacing w:after="0" w:line="360" w:lineRule="auto"/>
+        <w:ind w:left="0" w:firstLine="0"/>
+        <w:jc w:val="center"/>
+        <w:rPr>
+          <w:szCs w:val="28"/>
+        </w:rPr>
+      </w:pPr>
+      <w:r>
+        <w:rPr>
+          <w:szCs w:val="28"/>
+        </w:rPr>
+        <w:lastRenderedPageBreak/>
+        <w:t>КОНТРОЛЬНЫЕ ВОПРОСЫ</w:t>
+      </w:r>
+    </w:p>
+    <w:p>
+      <w:pPr>
+        <w:pStyle w:val="a3"/>
+        <w:numPr>
+          <w:ilvl w:val="0"/>
+          <w:numId w:val="22"/>
+        </w:numPr>
+        <w:tabs>
+          <w:tab w:val="left" w:pos="567"/>
+        </w:tabs>
+        <w:spacing w:after="0" w:line="360" w:lineRule="auto"/>
+        <w:ind w:left="0" w:firstLine="0"/>
+        <w:contextualSpacing w:val="0"/>
+        <w:jc w:val="both"/>
+        <w:rPr>
+          <w:rFonts w:ascii="Times New Roman" w:hAnsi="Times New Roman" w:cs="Times New Roman"/>
+          <w:sz w:val="28"/>
+          <w:szCs w:val="28"/>
+        </w:rPr>
+      </w:pPr>
+      <w:r>
+        <w:rPr>
+          <w:rFonts w:ascii="Times New Roman" w:hAnsi="Times New Roman" w:cs="Times New Roman"/>
+          <w:sz w:val="28"/>
+          <w:szCs w:val="28"/>
+        </w:rPr>
+        <w:t xml:space="preserve">Что делает оператор WHERE в SQL? Приведите пример его использования. </w:t>
+      </w:r>
+    </w:p>
+    <w:p>
+      <w:pPr>
+        <w:pStyle w:val="a3"/>
+        <w:tabs>
+          <w:tab w:val="left" w:pos="567"/>
+        </w:tabs>
+        <w:spacing w:after="0" w:line="360" w:lineRule="auto"/>
+        <w:ind w:left="567"/>
+        <w:contextualSpacing w:val="0"/>
+        <w:jc w:val="both"/>
+        <w:rPr>
+          <w:rFonts w:ascii="Times New Roman" w:hAnsi="Times New Roman" w:cs="Times New Roman"/>
+          <w:sz w:val="28"/>
+          <w:szCs w:val="28"/>
+        </w:rPr>
+      </w:pPr>
+      <w:r>
+        <w:rPr>
+          <w:rFonts w:ascii="Times New Roman" w:hAnsi="Times New Roman" w:cs="Times New Roman"/>
+          <w:sz w:val="28"/>
+          <w:szCs w:val="28"/>
+        </w:rPr>
+        <w:t xml:space="preserve">Оператор </w:t>
+      </w:r>
+      <w:r>
+        <w:rPr>
+          <w:rFonts w:ascii="Times New Roman" w:hAnsi="Times New Roman" w:cs="Times New Roman"/>
+          <w:sz w:val="28"/>
+          <w:szCs w:val="28"/>
+          <w:lang w:val="en-US"/>
+        </w:rPr>
+        <w:t>WHERE</w:t>
+      </w:r>
+      <w:r>
+        <w:rPr>
+          <w:rFonts w:ascii="Times New Roman" w:hAnsi="Times New Roman" w:cs="Times New Roman"/>
+          <w:sz w:val="28"/>
+          <w:szCs w:val="28"/>
+        </w:rPr>
+        <w:t xml:space="preserve"> </w:t>
+      </w:r>
+      <w:r>
+        <w:rPr>
+          <w:rFonts w:ascii="Times New Roman" w:hAnsi="Times New Roman" w:cs="Times New Roman"/>
+          <w:sz w:val="28"/>
+          <w:szCs w:val="28"/>
+        </w:rPr>
+        <w:t>нужен для фильтрации строк на основе заданного условия.</w:t>
+      </w:r>
+    </w:p>
+    <w:p>
+      <w:pPr>
+        <w:pStyle w:val="a3"/>
+        <w:tabs>
+          <w:tab w:val="left" w:pos="567"/>
+        </w:tabs>
+        <w:spacing w:after="0" w:line="360" w:lineRule="auto"/>
+        <w:ind w:left="567"/>
+        <w:contextualSpacing w:val="0"/>
+        <w:jc w:val="both"/>
+        <w:rPr>
+          <w:rFonts w:ascii="Times New Roman" w:hAnsi="Times New Roman" w:cs="Times New Roman"/>
+          <w:sz w:val="28"/>
+          <w:szCs w:val="28"/>
+          <w:lang w:val="en-US"/>
+        </w:rPr>
+      </w:pPr>
+      <w:r>
+        <w:rPr>
+          <w:rFonts w:ascii="Times New Roman" w:hAnsi="Times New Roman" w:cs="Times New Roman"/>
+          <w:sz w:val="28"/>
+          <w:szCs w:val="28"/>
+          <w:lang w:val="en-US"/>
+        </w:rPr>
+        <w:t>SELECT * FROM [</w:t>
+      </w:r>
+      <w:proofErr w:type="spellStart"/>
+      <w:r>
+        <w:rPr>
+          <w:rFonts w:ascii="Times New Roman" w:hAnsi="Times New Roman" w:cs="Times New Roman"/>
+          <w:sz w:val="28"/>
+          <w:szCs w:val="28"/>
+          <w:lang w:val="en-US"/>
+        </w:rPr>
+        <w:t>ItemTypes</w:t>
+      </w:r>
+      <w:proofErr w:type="spellEnd"/>
+      <w:r>
+        <w:rPr>
+          <w:rFonts w:ascii="Times New Roman" w:hAnsi="Times New Roman" w:cs="Times New Roman"/>
+          <w:sz w:val="28"/>
+          <w:szCs w:val="28"/>
+          <w:lang w:val="en-US"/>
+        </w:rPr>
+        <w:t>] WHERE [Type] = ‘</w:t>
+      </w:r>
+      <w:r>
+        <w:rPr>
+          <w:rFonts w:ascii="Times New Roman" w:hAnsi="Times New Roman" w:cs="Times New Roman"/>
+          <w:sz w:val="28"/>
+          <w:szCs w:val="28"/>
+        </w:rPr>
+        <w:t>Шлем</w:t>
+      </w:r>
+      <w:r>
+        <w:rPr>
+          <w:rFonts w:ascii="Times New Roman" w:hAnsi="Times New Roman" w:cs="Times New Roman"/>
+          <w:sz w:val="28"/>
+          <w:szCs w:val="28"/>
+          <w:lang w:val="en-US"/>
+        </w:rPr>
+        <w:t>’</w:t>
+      </w:r>
+    </w:p>
+    <w:p>
+      <w:pPr>
+        <w:pStyle w:val="a3"/>
+        <w:numPr>
+          <w:ilvl w:val="0"/>
+          <w:numId w:val="22"/>
+        </w:numPr>
+        <w:tabs>
+          <w:tab w:val="left" w:pos="567"/>
+        </w:tabs>
+        <w:spacing w:after="0" w:line="360" w:lineRule="auto"/>
+        <w:ind w:left="0" w:firstLine="0"/>
+        <w:contextualSpacing w:val="0"/>
+        <w:jc w:val="both"/>
+        <w:rPr>
+          <w:rFonts w:ascii="Times New Roman" w:hAnsi="Times New Roman" w:cs="Times New Roman"/>
+          <w:sz w:val="28"/>
+          <w:szCs w:val="28"/>
+        </w:rPr>
+      </w:pPr>
+      <w:r>
+        <w:rPr>
+          <w:rFonts w:ascii="Times New Roman" w:hAnsi="Times New Roman" w:cs="Times New Roman"/>
+          <w:sz w:val="28"/>
+          <w:szCs w:val="28"/>
+        </w:rPr>
+        <w:t xml:space="preserve">Как можно фильтровать данные по диапазону значений с помощью оператора BETWEEN? </w:t>
+      </w:r>
+    </w:p>
+    <w:p>
+      <w:pPr>
+        <w:pStyle w:val="a3"/>
+        <w:tabs>
+          <w:tab w:val="left" w:pos="567"/>
+        </w:tabs>
+        <w:spacing w:after="0" w:line="360" w:lineRule="auto"/>
+        <w:ind w:left="567"/>
+        <w:contextualSpacing w:val="0"/>
+        <w:jc w:val="both"/>
+        <w:rPr>
+          <w:rFonts w:ascii="Times New Roman" w:hAnsi="Times New Roman" w:cs="Times New Roman"/>
+          <w:sz w:val="28"/>
+          <w:szCs w:val="28"/>
+        </w:rPr>
+      </w:pPr>
+    </w:p>
+    <w:p>
+      <w:pPr>
+        <w:pStyle w:val="a3"/>
+        <w:numPr>
+          <w:ilvl w:val="0"/>
+          <w:numId w:val="22"/>
+        </w:numPr>
+        <w:tabs>
+          <w:tab w:val="left" w:pos="567"/>
+        </w:tabs>
+        <w:spacing w:after="0" w:line="360" w:lineRule="auto"/>
+        <w:ind w:left="0" w:firstLine="0"/>
+        <w:contextualSpacing w:val="0"/>
+        <w:jc w:val="both"/>
+        <w:rPr>
+          <w:rFonts w:ascii="Times New Roman" w:hAnsi="Times New Roman" w:cs="Times New Roman"/>
+          <w:sz w:val="28"/>
+          <w:szCs w:val="28"/>
+        </w:rPr>
+      </w:pPr>
+      <w:r>
+        <w:rPr>
+          <w:rFonts w:ascii="Times New Roman" w:hAnsi="Times New Roman" w:cs="Times New Roman"/>
+          <w:sz w:val="28"/>
+          <w:szCs w:val="28"/>
+        </w:rPr>
+        <w:t xml:space="preserve">Как использовать оператор LIKE для поиска данных, соответствующих определенному шаблону? </w:t>
+      </w:r>
+    </w:p>
+    <w:p>
+      <w:pPr>
+        <w:pStyle w:val="a3"/>
+        <w:tabs>
+          <w:tab w:val="left" w:pos="567"/>
+        </w:tabs>
+        <w:spacing w:after="0" w:line="360" w:lineRule="auto"/>
+        <w:ind w:left="0"/>
+        <w:contextualSpacing w:val="0"/>
+        <w:jc w:val="both"/>
+        <w:rPr>
+          <w:rFonts w:ascii="Times New Roman" w:hAnsi="Times New Roman" w:cs="Times New Roman"/>
+          <w:sz w:val="28"/>
+          <w:szCs w:val="28"/>
+        </w:rPr>
+      </w:pPr>
+    </w:p>
+    <w:p>
+      <w:pPr>
+        <w:pStyle w:val="a3"/>
+        <w:numPr>
+          <w:ilvl w:val="0"/>
+          <w:numId w:val="22"/>
+        </w:numPr>
+        <w:tabs>
+          <w:tab w:val="left" w:pos="567"/>
+        </w:tabs>
+        <w:spacing w:after="0" w:line="360" w:lineRule="auto"/>
+        <w:ind w:left="0" w:firstLine="0"/>
+        <w:contextualSpacing w:val="0"/>
+        <w:jc w:val="both"/>
+        <w:rPr>
+          <w:rFonts w:ascii="Times New Roman" w:hAnsi="Times New Roman" w:cs="Times New Roman"/>
+          <w:sz w:val="28"/>
+          <w:szCs w:val="28"/>
+        </w:rPr>
+      </w:pPr>
+      <w:r>
+        <w:rPr>
+          <w:rFonts w:ascii="Times New Roman" w:hAnsi="Times New Roman" w:cs="Times New Roman"/>
+          <w:sz w:val="28"/>
+          <w:szCs w:val="28"/>
+        </w:rPr>
+        <w:t>В чем разница между операторами AND и OR при фильтрации данных в SQL?</w:t>
+      </w:r>
+    </w:p>
+    <w:p>
+      <w:pPr>
+        <w:spacing w:after="0" w:line="360" w:lineRule="auto"/>
+        <w:ind w:left="0" w:firstLine="0"/>
+        <w:rPr>
           <w:color w:val="auto"/>
           <w:kern w:val="0"/>
           <w:szCs w:val="28"/>
           <w14:ligatures w14:val="none"/>
         </w:rPr>
       </w:pPr>
-      <w:r>
-        <w:rPr>
-          <w:szCs w:val="28"/>
-        </w:rPr>
-        <w:t>КОНТРОЛЬНЫЕ ВОПРОСЫ</w:t>
-      </w:r>
     </w:p>
     <w:sectPr>
       <w:pgSz w:w="11906" w:h="16838"/>
@@ -1256,6 +2528,119 @@
     </w:lvl>
   </w:abstractNum>
   <w:abstractNum w:abstractNumId="5" w15:restartNumberingAfterBreak="0">
+    <w:nsid w:val="2B2155F0"/>
+    <w:multiLevelType w:val="hybridMultilevel"/>
+    <w:tmpl w:val="462A4A3A"/>
+    <w:lvl w:ilvl="0" w:tplc="04190001">
+      <w:start w:val="1"/>
+      <w:numFmt w:val="bullet"/>
+      <w:lvlText w:val=""/>
+      <w:lvlJc w:val="left"/>
+      <w:pPr>
+        <w:ind w:left="720" w:hanging="360"/>
+      </w:pPr>
+      <w:rPr>
+        <w:rFonts w:ascii="Symbol" w:hAnsi="Symbol" w:hint="default"/>
+      </w:rPr>
+    </w:lvl>
+    <w:lvl w:ilvl="1" w:tplc="04190003">
+      <w:start w:val="1"/>
+      <w:numFmt w:val="bullet"/>
+      <w:lvlText w:val="o"/>
+      <w:lvlJc w:val="left"/>
+      <w:pPr>
+        <w:ind w:left="1440" w:hanging="360"/>
+      </w:pPr>
+      <w:rPr>
+        <w:rFonts w:ascii="Courier New" w:hAnsi="Courier New" w:cs="Courier New" w:hint="default"/>
+      </w:rPr>
+    </w:lvl>
+    <w:lvl w:ilvl="2" w:tplc="04190005">
+      <w:start w:val="1"/>
+      <w:numFmt w:val="bullet"/>
+      <w:lvlText w:val=""/>
+      <w:lvlJc w:val="left"/>
+      <w:pPr>
+        <w:ind w:left="2160" w:hanging="360"/>
+      </w:pPr>
+      <w:rPr>
+        <w:rFonts w:ascii="Wingdings" w:hAnsi="Wingdings" w:hint="default"/>
+      </w:rPr>
+    </w:lvl>
+    <w:lvl w:ilvl="3" w:tplc="04190001">
+      <w:start w:val="1"/>
+      <w:numFmt w:val="bullet"/>
+      <w:lvlText w:val=""/>
+      <w:lvlJc w:val="left"/>
+      <w:pPr>
+        <w:ind w:left="2880" w:hanging="360"/>
+      </w:pPr>
+      <w:rPr>
+        <w:rFonts w:ascii="Symbol" w:hAnsi="Symbol" w:hint="default"/>
+      </w:rPr>
+    </w:lvl>
+    <w:lvl w:ilvl="4" w:tplc="04190003">
+      <w:start w:val="1"/>
+      <w:numFmt w:val="bullet"/>
+      <w:lvlText w:val="o"/>
+      <w:lvlJc w:val="left"/>
+      <w:pPr>
+        <w:ind w:left="3600" w:hanging="360"/>
+      </w:pPr>
+      <w:rPr>
+        <w:rFonts w:ascii="Courier New" w:hAnsi="Courier New" w:cs="Courier New" w:hint="default"/>
+      </w:rPr>
+    </w:lvl>
+    <w:lvl w:ilvl="5" w:tplc="04190005">
+      <w:start w:val="1"/>
+      <w:numFmt w:val="bullet"/>
+      <w:lvlText w:val=""/>
+      <w:lvlJc w:val="left"/>
+      <w:pPr>
+        <w:ind w:left="4320" w:hanging="360"/>
+      </w:pPr>
+      <w:rPr>
+        <w:rFonts w:ascii="Wingdings" w:hAnsi="Wingdings" w:hint="default"/>
+      </w:rPr>
+    </w:lvl>
+    <w:lvl w:ilvl="6" w:tplc="04190001">
+      <w:start w:val="1"/>
+      <w:numFmt w:val="bullet"/>
+      <w:lvlText w:val=""/>
+      <w:lvlJc w:val="left"/>
+      <w:pPr>
+        <w:ind w:left="5040" w:hanging="360"/>
+      </w:pPr>
+      <w:rPr>
+        <w:rFonts w:ascii="Symbol" w:hAnsi="Symbol" w:hint="default"/>
+      </w:rPr>
+    </w:lvl>
+    <w:lvl w:ilvl="7" w:tplc="04190003">
+      <w:start w:val="1"/>
+      <w:numFmt w:val="bullet"/>
+      <w:lvlText w:val="o"/>
+      <w:lvlJc w:val="left"/>
+      <w:pPr>
+        <w:ind w:left="5760" w:hanging="360"/>
+      </w:pPr>
+      <w:rPr>
+        <w:rFonts w:ascii="Courier New" w:hAnsi="Courier New" w:cs="Courier New" w:hint="default"/>
+      </w:rPr>
+    </w:lvl>
+    <w:lvl w:ilvl="8" w:tplc="04190005">
+      <w:start w:val="1"/>
+      <w:numFmt w:val="bullet"/>
+      <w:lvlText w:val=""/>
+      <w:lvlJc w:val="left"/>
+      <w:pPr>
+        <w:ind w:left="6480" w:hanging="360"/>
+      </w:pPr>
+      <w:rPr>
+        <w:rFonts w:ascii="Wingdings" w:hAnsi="Wingdings" w:hint="default"/>
+      </w:rPr>
+    </w:lvl>
+  </w:abstractNum>
+  <w:abstractNum w:abstractNumId="6" w15:restartNumberingAfterBreak="0">
     <w:nsid w:val="2F0219EF"/>
     <w:multiLevelType w:val="hybridMultilevel"/>
     <w:tmpl w:val="BE8A6AC2"/>
@@ -1345,7 +2730,7 @@
       </w:pPr>
     </w:lvl>
   </w:abstractNum>
-  <w:abstractNum w:abstractNumId="6" w15:restartNumberingAfterBreak="0">
+  <w:abstractNum w:abstractNumId="7" w15:restartNumberingAfterBreak="0">
     <w:nsid w:val="38277125"/>
     <w:multiLevelType w:val="multilevel"/>
     <w:tmpl w:val="B75E300C"/>
@@ -1458,7 +2843,93 @@
       </w:pPr>
     </w:lvl>
   </w:abstractNum>
-  <w:abstractNum w:abstractNumId="7" w15:restartNumberingAfterBreak="0">
+  <w:abstractNum w:abstractNumId="8" w15:restartNumberingAfterBreak="0">
+    <w:nsid w:val="392B6A40"/>
+    <w:multiLevelType w:val="hybridMultilevel"/>
+    <w:tmpl w:val="03D2EB7C"/>
+    <w:lvl w:ilvl="0" w:tplc="0419000F">
+      <w:start w:val="1"/>
+      <w:numFmt w:val="decimal"/>
+      <w:lvlText w:val="%1."/>
+      <w:lvlJc w:val="left"/>
+      <w:pPr>
+        <w:ind w:left="720" w:hanging="360"/>
+      </w:pPr>
+    </w:lvl>
+    <w:lvl w:ilvl="1" w:tplc="04190019">
+      <w:start w:val="1"/>
+      <w:numFmt w:val="lowerLetter"/>
+      <w:lvlText w:val="%2."/>
+      <w:lvlJc w:val="left"/>
+      <w:pPr>
+        <w:ind w:left="1440" w:hanging="360"/>
+      </w:pPr>
+    </w:lvl>
+    <w:lvl w:ilvl="2" w:tplc="0419001B">
+      <w:start w:val="1"/>
+      <w:numFmt w:val="lowerRoman"/>
+      <w:lvlText w:val="%3."/>
+      <w:lvlJc w:val="right"/>
+      <w:pPr>
+        <w:ind w:left="2160" w:hanging="180"/>
+      </w:pPr>
+    </w:lvl>
+    <w:lvl w:ilvl="3" w:tplc="0419000F">
+      <w:start w:val="1"/>
+      <w:numFmt w:val="decimal"/>
+      <w:lvlText w:val="%4."/>
+      <w:lvlJc w:val="left"/>
+      <w:pPr>
+        <w:ind w:left="2880" w:hanging="360"/>
+      </w:pPr>
+    </w:lvl>
+    <w:lvl w:ilvl="4" w:tplc="04190019">
+      <w:start w:val="1"/>
+      <w:numFmt w:val="lowerLetter"/>
+      <w:lvlText w:val="%5."/>
+      <w:lvlJc w:val="left"/>
+      <w:pPr>
+        <w:ind w:left="3600" w:hanging="360"/>
+      </w:pPr>
+    </w:lvl>
+    <w:lvl w:ilvl="5" w:tplc="0419001B">
+      <w:start w:val="1"/>
+      <w:numFmt w:val="lowerRoman"/>
+      <w:lvlText w:val="%6."/>
+      <w:lvlJc w:val="right"/>
+      <w:pPr>
+        <w:ind w:left="4320" w:hanging="180"/>
+      </w:pPr>
+    </w:lvl>
+    <w:lvl w:ilvl="6" w:tplc="0419000F">
+      <w:start w:val="1"/>
+      <w:numFmt w:val="decimal"/>
+      <w:lvlText w:val="%7."/>
+      <w:lvlJc w:val="left"/>
+      <w:pPr>
+        <w:ind w:left="5040" w:hanging="360"/>
+      </w:pPr>
+    </w:lvl>
+    <w:lvl w:ilvl="7" w:tplc="04190019">
+      <w:start w:val="1"/>
+      <w:numFmt w:val="lowerLetter"/>
+      <w:lvlText w:val="%8."/>
+      <w:lvlJc w:val="left"/>
+      <w:pPr>
+        <w:ind w:left="5760" w:hanging="360"/>
+      </w:pPr>
+    </w:lvl>
+    <w:lvl w:ilvl="8" w:tplc="0419001B">
+      <w:start w:val="1"/>
+      <w:numFmt w:val="lowerRoman"/>
+      <w:lvlText w:val="%9."/>
+      <w:lvlJc w:val="right"/>
+      <w:pPr>
+        <w:ind w:left="6480" w:hanging="180"/>
+      </w:pPr>
+    </w:lvl>
+  </w:abstractNum>
+  <w:abstractNum w:abstractNumId="9" w15:restartNumberingAfterBreak="0">
     <w:nsid w:val="39F22DAC"/>
     <w:multiLevelType w:val="multilevel"/>
     <w:tmpl w:val="9B708EF6"/>
@@ -1571,7 +3042,117 @@
       </w:pPr>
     </w:lvl>
   </w:abstractNum>
-  <w:abstractNum w:abstractNumId="8" w15:restartNumberingAfterBreak="0">
+  <w:abstractNum w:abstractNumId="10" w15:restartNumberingAfterBreak="0">
+    <w:nsid w:val="420D3490"/>
+    <w:multiLevelType w:val="hybridMultilevel"/>
+    <w:tmpl w:val="7AA478B8"/>
+    <w:lvl w:ilvl="0" w:tplc="0419000F">
+      <w:start w:val="1"/>
+      <w:numFmt w:val="decimal"/>
+      <w:lvlText w:val="%1."/>
+      <w:lvlJc w:val="left"/>
+      <w:pPr>
+        <w:ind w:left="720" w:hanging="360"/>
+      </w:pPr>
+    </w:lvl>
+    <w:lvl w:ilvl="1" w:tplc="04190003">
+      <w:start w:val="1"/>
+      <w:numFmt w:val="bullet"/>
+      <w:lvlText w:val="o"/>
+      <w:lvlJc w:val="left"/>
+      <w:pPr>
+        <w:ind w:left="1440" w:hanging="360"/>
+      </w:pPr>
+      <w:rPr>
+        <w:rFonts w:ascii="Courier New" w:hAnsi="Courier New" w:cs="Courier New" w:hint="default"/>
+      </w:rPr>
+    </w:lvl>
+    <w:lvl w:ilvl="2" w:tplc="04190005">
+      <w:start w:val="1"/>
+      <w:numFmt w:val="bullet"/>
+      <w:lvlText w:val=""/>
+      <w:lvlJc w:val="left"/>
+      <w:pPr>
+        <w:ind w:left="2160" w:hanging="360"/>
+      </w:pPr>
+      <w:rPr>
+        <w:rFonts w:ascii="Wingdings" w:hAnsi="Wingdings" w:hint="default"/>
+      </w:rPr>
+    </w:lvl>
+    <w:lvl w:ilvl="3" w:tplc="04190001">
+      <w:start w:val="1"/>
+      <w:numFmt w:val="bullet"/>
+      <w:lvlText w:val=""/>
+      <w:lvlJc w:val="left"/>
+      <w:pPr>
+        <w:ind w:left="2880" w:hanging="360"/>
+      </w:pPr>
+      <w:rPr>
+        <w:rFonts w:ascii="Symbol" w:hAnsi="Symbol" w:hint="default"/>
+      </w:rPr>
+    </w:lvl>
+    <w:lvl w:ilvl="4" w:tplc="04190003">
+      <w:start w:val="1"/>
+      <w:numFmt w:val="bullet"/>
+      <w:lvlText w:val="o"/>
+      <w:lvlJc w:val="left"/>
+      <w:pPr>
+        <w:ind w:left="3600" w:hanging="360"/>
+      </w:pPr>
+      <w:rPr>
+        <w:rFonts w:ascii="Courier New" w:hAnsi="Courier New" w:cs="Courier New" w:hint="default"/>
+      </w:rPr>
+    </w:lvl>
+    <w:lvl w:ilvl="5" w:tplc="04190005">
+      <w:start w:val="1"/>
+      <w:numFmt w:val="bullet"/>
+      <w:lvlText w:val=""/>
+      <w:lvlJc w:val="left"/>
+      <w:pPr>
+        <w:ind w:left="4320" w:hanging="360"/>
+      </w:pPr>
+      <w:rPr>
+        <w:rFonts w:ascii="Wingdings" w:hAnsi="Wingdings" w:hint="default"/>
+      </w:rPr>
+    </w:lvl>
+    <w:lvl w:ilvl="6" w:tplc="04190001">
+      <w:start w:val="1"/>
+      <w:numFmt w:val="bullet"/>
+      <w:lvlText w:val=""/>
+      <w:lvlJc w:val="left"/>
+      <w:pPr>
+        <w:ind w:left="5040" w:hanging="360"/>
+      </w:pPr>
+      <w:rPr>
+        <w:rFonts w:ascii="Symbol" w:hAnsi="Symbol" w:hint="default"/>
+      </w:rPr>
+    </w:lvl>
+    <w:lvl w:ilvl="7" w:tplc="04190003">
+      <w:start w:val="1"/>
+      <w:numFmt w:val="bullet"/>
+      <w:lvlText w:val="o"/>
+      <w:lvlJc w:val="left"/>
+      <w:pPr>
+        <w:ind w:left="5760" w:hanging="360"/>
+      </w:pPr>
+      <w:rPr>
+        <w:rFonts w:ascii="Courier New" w:hAnsi="Courier New" w:cs="Courier New" w:hint="default"/>
+      </w:rPr>
+    </w:lvl>
+    <w:lvl w:ilvl="8" w:tplc="04190005">
+      <w:start w:val="1"/>
+      <w:numFmt w:val="bullet"/>
+      <w:lvlText w:val=""/>
+      <w:lvlJc w:val="left"/>
+      <w:pPr>
+        <w:ind w:left="6480" w:hanging="360"/>
+      </w:pPr>
+      <w:rPr>
+        <w:rFonts w:ascii="Wingdings" w:hAnsi="Wingdings" w:hint="default"/>
+      </w:rPr>
+    </w:lvl>
+  </w:abstractNum>
+  <w:abstractNum w:abstractNumId="11" w15:restartNumberingAfterBreak="0">
     <w:nsid w:val="439D1819"/>
     <w:multiLevelType w:val="multilevel"/>
     <w:tmpl w:val="130AC05E"/>
@@ -1684,7 +3265,7 @@
       </w:pPr>
     </w:lvl>
   </w:abstractNum>
-  <w:abstractNum w:abstractNumId="9" w15:restartNumberingAfterBreak="0">
+  <w:abstractNum w:abstractNumId="12" w15:restartNumberingAfterBreak="0">
     <w:nsid w:val="4C337FC7"/>
     <w:multiLevelType w:val="hybridMultilevel"/>
     <w:tmpl w:val="85E64E3E"/>
@@ -1797,7 +3378,7 @@
       </w:rPr>
     </w:lvl>
   </w:abstractNum>
-  <w:abstractNum w:abstractNumId="10" w15:restartNumberingAfterBreak="0">
+  <w:abstractNum w:abstractNumId="13" w15:restartNumberingAfterBreak="0">
     <w:nsid w:val="5BC90078"/>
     <w:multiLevelType w:val="hybridMultilevel"/>
     <w:tmpl w:val="F2486DCA"/>
@@ -1883,7 +3464,7 @@
       </w:pPr>
     </w:lvl>
   </w:abstractNum>
-  <w:abstractNum w:abstractNumId="11" w15:restartNumberingAfterBreak="0">
+  <w:abstractNum w:abstractNumId="14" w15:restartNumberingAfterBreak="0">
     <w:nsid w:val="5ED26C59"/>
     <w:multiLevelType w:val="multilevel"/>
     <w:tmpl w:val="BF0E2044"/>
@@ -1996,7 +3577,7 @@
       </w:pPr>
     </w:lvl>
   </w:abstractNum>
-  <w:abstractNum w:abstractNumId="12" w15:restartNumberingAfterBreak="0">
+  <w:abstractNum w:abstractNumId="15" w15:restartNumberingAfterBreak="0">
     <w:nsid w:val="63D110BA"/>
     <w:multiLevelType w:val="multilevel"/>
     <w:tmpl w:val="A8AAEB86"/>
@@ -2109,7 +3690,7 @@
       </w:pPr>
     </w:lvl>
   </w:abstractNum>
-  <w:abstractNum w:abstractNumId="13" w15:restartNumberingAfterBreak="0">
+  <w:abstractNum w:abstractNumId="16" w15:restartNumberingAfterBreak="0">
     <w:nsid w:val="63EA5922"/>
     <w:multiLevelType w:val="multilevel"/>
     <w:tmpl w:val="4D24DB52"/>
@@ -2222,7 +3803,7 @@
       </w:pPr>
     </w:lvl>
   </w:abstractNum>
-  <w:abstractNum w:abstractNumId="14" w15:restartNumberingAfterBreak="0">
+  <w:abstractNum w:abstractNumId="17" w15:restartNumberingAfterBreak="0">
     <w:nsid w:val="641717F0"/>
     <w:multiLevelType w:val="hybridMultilevel"/>
     <w:tmpl w:val="FA0AD512"/>
@@ -2312,7 +3893,7 @@
       </w:pPr>
     </w:lvl>
   </w:abstractNum>
-  <w:abstractNum w:abstractNumId="15" w15:restartNumberingAfterBreak="0">
+  <w:abstractNum w:abstractNumId="18" w15:restartNumberingAfterBreak="0">
     <w:nsid w:val="6780710D"/>
     <w:multiLevelType w:val="multilevel"/>
     <w:tmpl w:val="7578EBE2"/>
@@ -2435,6 +4016,119 @@
       </w:pPr>
     </w:lvl>
   </w:abstractNum>
+  <w:abstractNum w:abstractNumId="19" w15:restartNumberingAfterBreak="0">
+    <w:nsid w:val="6EB7249D"/>
+    <w:multiLevelType w:val="hybridMultilevel"/>
+    <w:tmpl w:val="A5961D58"/>
+    <w:lvl w:ilvl="0" w:tplc="0419000F">
+      <w:start w:val="1"/>
+      <w:numFmt w:val="decimal"/>
+      <w:lvlText w:val="%1."/>
+      <w:lvlJc w:val="left"/>
+      <w:pPr>
+        <w:ind w:left="720" w:hanging="360"/>
+      </w:pPr>
+      <w:rPr>
+        <w:rFonts w:hint="default"/>
+      </w:rPr>
+    </w:lvl>
+    <w:lvl w:ilvl="1" w:tplc="04190003">
+      <w:start w:val="1"/>
+      <w:numFmt w:val="bullet"/>
+      <w:lvlText w:val="o"/>
+      <w:lvlJc w:val="left"/>
+      <w:pPr>
+        <w:ind w:left="1440" w:hanging="360"/>
+      </w:pPr>
+      <w:rPr>
+        <w:rFonts w:ascii="Courier New" w:hAnsi="Courier New" w:cs="Courier New" w:hint="default"/>
+      </w:rPr>
+    </w:lvl>
+    <w:lvl w:ilvl="2" w:tplc="04190005">
+      <w:start w:val="1"/>
+      <w:numFmt w:val="bullet"/>
+      <w:lvlText w:val=""/>
+      <w:lvlJc w:val="left"/>
+      <w:pPr>
+        <w:ind w:left="2160" w:hanging="360"/>
+      </w:pPr>
+      <w:rPr>
+        <w:rFonts w:ascii="Wingdings" w:hAnsi="Wingdings" w:hint="default"/>
+      </w:rPr>
+    </w:lvl>
+    <w:lvl w:ilvl="3" w:tplc="04190001">
+      <w:start w:val="1"/>
+      <w:numFmt w:val="bullet"/>
+      <w:lvlText w:val=""/>
+      <w:lvlJc w:val="left"/>
+      <w:pPr>
+        <w:ind w:left="2880" w:hanging="360"/>
+      </w:pPr>
+      <w:rPr>
+        <w:rFonts w:ascii="Symbol" w:hAnsi="Symbol" w:hint="default"/>
+      </w:rPr>
+    </w:lvl>
+    <w:lvl w:ilvl="4" w:tplc="04190003">
+      <w:start w:val="1"/>
+      <w:numFmt w:val="bullet"/>
+      <w:lvlText w:val="o"/>
+      <w:lvlJc w:val="left"/>
+      <w:pPr>
+        <w:ind w:left="3600" w:hanging="360"/>
+      </w:pPr>
+      <w:rPr>
+        <w:rFonts w:ascii="Courier New" w:hAnsi="Courier New" w:cs="Courier New" w:hint="default"/>
+      </w:rPr>
+    </w:lvl>
+    <w:lvl w:ilvl="5" w:tplc="04190005">
+      <w:start w:val="1"/>
+      <w:numFmt w:val="bullet"/>
+      <w:lvlText w:val=""/>
+      <w:lvlJc w:val="left"/>
+      <w:pPr>
+        <w:ind w:left="4320" w:hanging="360"/>
+      </w:pPr>
+      <w:rPr>
+        <w:rFonts w:ascii="Wingdings" w:hAnsi="Wingdings" w:hint="default"/>
+      </w:rPr>
+    </w:lvl>
+    <w:lvl w:ilvl="6" w:tplc="04190001">
+      <w:start w:val="1"/>
+      <w:numFmt w:val="bullet"/>
+      <w:lvlText w:val=""/>
+      <w:lvlJc w:val="left"/>
+      <w:pPr>
+        <w:ind w:left="5040" w:hanging="360"/>
+      </w:pPr>
+      <w:rPr>
+        <w:rFonts w:ascii="Symbol" w:hAnsi="Symbol" w:hint="default"/>
+      </w:rPr>
+    </w:lvl>
+    <w:lvl w:ilvl="7" w:tplc="04190003">
+      <w:start w:val="1"/>
+      <w:numFmt w:val="bullet"/>
+      <w:lvlText w:val="o"/>
+      <w:lvlJc w:val="left"/>
+      <w:pPr>
+        <w:ind w:left="5760" w:hanging="360"/>
+      </w:pPr>
+      <w:rPr>
+        <w:rFonts w:ascii="Courier New" w:hAnsi="Courier New" w:cs="Courier New" w:hint="default"/>
+      </w:rPr>
+    </w:lvl>
+    <w:lvl w:ilvl="8" w:tplc="04190005">
+      <w:start w:val="1"/>
+      <w:numFmt w:val="bullet"/>
+      <w:lvlText w:val=""/>
+      <w:lvlJc w:val="left"/>
+      <w:pPr>
+        <w:ind w:left="6480" w:hanging="360"/>
+      </w:pPr>
+      <w:rPr>
+        <w:rFonts w:ascii="Wingdings" w:hAnsi="Wingdings" w:hint="default"/>
+      </w:rPr>
+    </w:lvl>
+  </w:abstractNum>
   <w:num w:numId="1">
     <w:abstractNumId w:val="0"/>
     <w:lvlOverride w:ilvl="0">
@@ -2466,7 +4160,7 @@
     </w:lvlOverride>
   </w:num>
   <w:num w:numId="2">
-    <w:abstractNumId w:val="5"/>
+    <w:abstractNumId w:val="6"/>
     <w:lvlOverride w:ilvl="0">
       <w:startOverride w:val="1"/>
     </w:lvlOverride>
@@ -2496,7 +4190,7 @@
     </w:lvlOverride>
   </w:num>
   <w:num w:numId="3">
-    <w:abstractNumId w:val="14"/>
+    <w:abstractNumId w:val="17"/>
     <w:lvlOverride w:ilvl="0">
       <w:startOverride w:val="1"/>
     </w:lvlOverride>
@@ -2570,7 +4264,7 @@
     <w:lvlOverride w:ilvl="8"/>
   </w:num>
   <w:num w:numId="6">
-    <w:abstractNumId w:val="6"/>
+    <w:abstractNumId w:val="7"/>
     <w:lvlOverride w:ilvl="0">
       <w:startOverride w:val="1"/>
     </w:lvlOverride>
@@ -2600,7 +4294,7 @@
     </w:lvlOverride>
   </w:num>
   <w:num w:numId="7">
-    <w:abstractNumId w:val="7"/>
+    <w:abstractNumId w:val="9"/>
     <w:lvlOverride w:ilvl="0">
       <w:startOverride w:val="1"/>
     </w:lvlOverride>
@@ -2636,10 +4330,10 @@
     <w:abstractNumId w:val="0"/>
   </w:num>
   <w:num w:numId="10">
-    <w:abstractNumId w:val="9"/>
+    <w:abstractNumId w:val="12"/>
   </w:num>
   <w:num w:numId="11">
-    <w:abstractNumId w:val="10"/>
+    <w:abstractNumId w:val="13"/>
     <w:lvlOverride w:ilvl="0">
       <w:startOverride w:val="1"/>
     </w:lvlOverride>
@@ -2669,7 +4363,7 @@
     </w:lvlOverride>
   </w:num>
   <w:num w:numId="12">
-    <w:abstractNumId w:val="12"/>
+    <w:abstractNumId w:val="15"/>
     <w:lvlOverride w:ilvl="0">
       <w:startOverride w:val="1"/>
     </w:lvlOverride>
@@ -2727,7 +4421,7 @@
     </w:lvlOverride>
   </w:num>
   <w:num w:numId="14">
-    <w:abstractNumId w:val="15"/>
+    <w:abstractNumId w:val="18"/>
     <w:lvlOverride w:ilvl="0">
       <w:startOverride w:val="1"/>
     </w:lvlOverride>
@@ -2755,7 +4449,7 @@
     </w:lvlOverride>
   </w:num>
   <w:num w:numId="15">
-    <w:abstractNumId w:val="11"/>
+    <w:abstractNumId w:val="14"/>
     <w:lvlOverride w:ilvl="0">
       <w:startOverride w:val="1"/>
     </w:lvlOverride>
@@ -2785,7 +4479,7 @@
     </w:lvlOverride>
   </w:num>
   <w:num w:numId="16">
-    <w:abstractNumId w:val="13"/>
+    <w:abstractNumId w:val="16"/>
     <w:lvlOverride w:ilvl="0">
       <w:startOverride w:val="1"/>
     </w:lvlOverride>
@@ -2845,6 +4539,36 @@
     </w:lvlOverride>
   </w:num>
   <w:num w:numId="18">
+    <w:abstractNumId w:val="11"/>
+    <w:lvlOverride w:ilvl="0">
+      <w:startOverride w:val="1"/>
+    </w:lvlOverride>
+    <w:lvlOverride w:ilvl="1">
+      <w:startOverride w:val="1"/>
+    </w:lvlOverride>
+    <w:lvlOverride w:ilvl="2">
+      <w:startOverride w:val="1"/>
+    </w:lvlOverride>
+    <w:lvlOverride w:ilvl="3">
+      <w:startOverride w:val="1"/>
+    </w:lvlOverride>
+    <w:lvlOverride w:ilvl="4">
+      <w:startOverride w:val="1"/>
+    </w:lvlOverride>
+    <w:lvlOverride w:ilvl="5">
+      <w:startOverride w:val="1"/>
+    </w:lvlOverride>
+    <w:lvlOverride w:ilvl="6">
+      <w:startOverride w:val="1"/>
+    </w:lvlOverride>
+    <w:lvlOverride w:ilvl="7">
+      <w:startOverride w:val="1"/>
+    </w:lvlOverride>
+    <w:lvlOverride w:ilvl="8">
+      <w:startOverride w:val="1"/>
+    </w:lvlOverride>
+  </w:num>
+  <w:num w:numId="19">
     <w:abstractNumId w:val="8"/>
     <w:lvlOverride w:ilvl="0">
       <w:startOverride w:val="1"/>
@@ -2873,6 +4597,35 @@
     <w:lvlOverride w:ilvl="8">
       <w:startOverride w:val="1"/>
     </w:lvlOverride>
+  </w:num>
+  <w:num w:numId="20">
+    <w:abstractNumId w:val="5"/>
+    <w:lvlOverride w:ilvl="0"/>
+    <w:lvlOverride w:ilvl="1"/>
+    <w:lvlOverride w:ilvl="2"/>
+    <w:lvlOverride w:ilvl="3"/>
+    <w:lvlOverride w:ilvl="4"/>
+    <w:lvlOverride w:ilvl="5"/>
+    <w:lvlOverride w:ilvl="6"/>
+    <w:lvlOverride w:ilvl="7"/>
+    <w:lvlOverride w:ilvl="8"/>
+  </w:num>
+  <w:num w:numId="21">
+    <w:abstractNumId w:val="19"/>
+  </w:num>
+  <w:num w:numId="22">
+    <w:abstractNumId w:val="10"/>
+    <w:lvlOverride w:ilvl="0">
+      <w:startOverride w:val="1"/>
+    </w:lvlOverride>
+    <w:lvlOverride w:ilvl="1"/>
+    <w:lvlOverride w:ilvl="2"/>
+    <w:lvlOverride w:ilvl="3"/>
+    <w:lvlOverride w:ilvl="4"/>
+    <w:lvlOverride w:ilvl="5"/>
+    <w:lvlOverride w:ilvl="6"/>
+    <w:lvlOverride w:ilvl="7"/>
+    <w:lvlOverride w:ilvl="8"/>
   </w:num>
 </w:numbering>
 </file>
@@ -3401,6 +5154,16 @@
       <w:szCs w:val="20"/>
     </w:rPr>
   </w:style>
+  <w:style w:type="character" w:styleId="a5">
+    <w:name w:val="Placeholder Text"/>
+    <w:basedOn w:val="a0"/>
+    <w:uiPriority w:val="99"/>
+    <w:semiHidden/>
+    <w:rsid w:val="00F51B2C"/>
+    <w:rPr>
+      <w:color w:val="808080"/>
+    </w:rPr>
+  </w:style>
 </w:styles>
 </file>
 
